--- a/fixtures/compact/compact-resume-a4.docx
+++ b/fixtures/compact/compact-resume-a4.docx
@@ -112,7 +112,7 @@
           <w:bCs w:val="1"/>
           <w:rtl w:val="0"/>
         </w:rPr>
-        <w:t xml:space="preserve">Peachtree Home Goods</w:t>
+        <w:t xml:space="preserve">Red Clay Hearth Home Goods</w:t>
       </w:r>
       <w:r>
         <w:rPr>
@@ -235,7 +235,7 @@
           <w:bCs w:val="1"/>
           <w:rtl w:val="0"/>
         </w:rPr>
-        <w:t xml:space="preserve">Corridor Freight Systems</w:t>
+        <w:t xml:space="preserve">Brassmoor Freight Systems</w:t>
       </w:r>
       <w:r>
         <w:rPr>
@@ -340,7 +340,7 @@
           <w:bCs w:val="1"/>
           <w:rtl w:val="0"/>
         </w:rPr>
-        <w:t xml:space="preserve">Corridor Freight Systems</w:t>
+        <w:t xml:space="preserve">Brassmoor Freight Systems</w:t>
       </w:r>
       <w:r>
         <w:rPr>
@@ -427,7 +427,7 @@
           <w:bCs w:val="1"/>
           <w:rtl w:val="0"/>
         </w:rPr>
-        <w:t xml:space="preserve">Southline Distribution</w:t>
+        <w:t xml:space="preserve">Gorseholt Distribution</w:t>
       </w:r>
       <w:r>
         <w:rPr>
@@ -529,7 +529,7 @@
           <w:bCs w:val="1"/>
           <w:rtl w:val="0"/>
         </w:rPr>
-        <w:t xml:space="preserve">Chattahoochee State University</w:t>
+        <w:t xml:space="preserve">Pinemoor University</w:t>
       </w:r>
       <w:r>
         <w:rPr>

--- a/fixtures/compact/compact-resume-a4.docx
+++ b/fixtures/compact/compact-resume-a4.docx
@@ -31,7 +31,7 @@
           <w:rPr>
             <w:rtl w:val="0"/>
           </w:rPr>
-          <w:t xml:space="preserve">daniel.okafor@email.com</w:t>
+          <w:t xml:space="preserve">daniel.okafor@example.com</w:t>
         </w:r>
       </w:hyperlink>
       <w:r>

--- a/fixtures/compact/compact-resume-a4.docx
+++ b/fixtures/compact/compact-resume-a4.docx
@@ -78,7 +78,7 @@
         <w:rPr>
           <w:rtl w:val="0"/>
         </w:rPr>
-        <w:t xml:space="preserve">Supply chain manager with seven years in distribution and inbound logistics for home goods and grocery. Known for fixing carrier performance, cutting freight spend and building simple reports that warehouse teams actually read.</w:t>
+        <w:t xml:space="preserve">Supply chain manager with nine years in distribution and inbound logistics for home goods and grocery. Known for fixing carrier performance, cutting freight spend and building simple reports that warehouse teams actually read.</w:t>
       </w:r>
     </w:p>
     <w:p>
